--- a/landing/src/content/docs/reference/settings.md.docx
+++ b/landing/src/content/docs/reference/settings.md.docx
@@ -943,6 +943,16 @@
         <w:rPr>
           <w:rtl w:val="0"/>
         </w:rPr>
+      </w:r>
+    </w:p>
+    <w:p>
+      <w:r>
+        <w:t xml:space="preserve">Interface skin — Default, Proof, Bench, Native</w:t>
+      </w:r>
+    </w:p>
+    <w:p>
+      <w:r>
+        <w:t xml:space="preserve">User CSS overlay — local `.css` file overlay on the selected skin (max 256KB; remote `@import` stripped)</w:t>
       </w:r>
     </w:p>
     <w:p>
